--- a/CMA_ItemOnly_Volume1_Handout1.docx
+++ b/CMA_ItemOnly_Volume1_Handout1.docx
@@ -27158,6 +27158,14 @@
               <w:t xml:space="preserve">1</w:t>
             </w:r>
           </w:fldSimple>
+          <w:r>
+            <w:rPr>
+              <w:color w:val="6B7280"/>
+              <w:sz w:val="16"/>
+              <w:szCs w:val="16"/>
+            </w:rPr>
+            <w:t xml:space="preserve"/>
+          </w:r>
         </w:p>
       </w:tc>
     </w:tr>
@@ -27241,6 +27249,14 @@
               <w:t xml:space="preserve">1</w:t>
             </w:r>
           </w:fldSimple>
+          <w:r>
+            <w:rPr>
+              <w:color w:val="6B7280"/>
+              <w:sz w:val="16"/>
+              <w:szCs w:val="16"/>
+            </w:rPr>
+            <w:t xml:space="preserve"/>
+          </w:r>
         </w:p>
       </w:tc>
     </w:tr>
@@ -27324,6 +27340,14 @@
               <w:t xml:space="preserve">1</w:t>
             </w:r>
           </w:fldSimple>
+          <w:r>
+            <w:rPr>
+              <w:color w:val="6B7280"/>
+              <w:sz w:val="16"/>
+              <w:szCs w:val="16"/>
+            </w:rPr>
+            <w:t xml:space="preserve"/>
+          </w:r>
         </w:p>
       </w:tc>
     </w:tr>
@@ -27407,6 +27431,14 @@
               <w:t xml:space="preserve">1</w:t>
             </w:r>
           </w:fldSimple>
+          <w:r>
+            <w:rPr>
+              <w:color w:val="6B7280"/>
+              <w:sz w:val="16"/>
+              <w:szCs w:val="16"/>
+            </w:rPr>
+            <w:t xml:space="preserve"/>
+          </w:r>
         </w:p>
       </w:tc>
     </w:tr>
